--- a/word-templates/modele-rapport-classique.docx
+++ b/word-templates/modele-rapport-classique.docx
@@ -170,17 +170,307 @@
         <w:t xml:space="preserve">4. Registre des risques</w:t>
       </w:r>
     </w:p>
-    <w:p>
-      <w:r>
-        <w:rPr>
-          <w:rFonts w:ascii="Consolas" w:cs="Consolas" w:eastAsia="Consolas" w:hAnsi="Consolas"/>
-          <w:b/>
-          <w:bCs/>
-          <w:color w:val="2F5BD0"/>
-        </w:rPr>
-        <w:t xml:space="preserve">{{ table source="risks" style="Grid Table 4 Accent 1" }}</w:t>
-      </w:r>
-    </w:p>
+    <w:tbl>
+      <w:tblPr>
+        <w:tblW w:type="dxa" w:w="10000"/>
+        <w:tblBorders>
+          <w:top w:val="single" w:color="C9D3E0" w:sz="4"/>
+          <w:left w:val="single" w:color="C9D3E0" w:sz="4"/>
+          <w:bottom w:val="single" w:color="C9D3E0" w:sz="4"/>
+          <w:right w:val="single" w:color="C9D3E0" w:sz="4"/>
+          <w:insideH w:val="single" w:color="C9D3E0" w:sz="4"/>
+          <w:insideV w:val="single" w:color="C9D3E0" w:sz="4"/>
+        </w:tblBorders>
+      </w:tblPr>
+      <w:tblGrid>
+        <w:gridCol w:w="800"/>
+        <w:gridCol w:w="2400"/>
+        <w:gridCol w:w="1400"/>
+        <w:gridCol w:w="2400"/>
+        <w:gridCol w:w="1500"/>
+        <w:gridCol w:w="1500"/>
+      </w:tblGrid>
+      <w:tr>
+        <w:trPr>
+          <w:tblHeader/>
+        </w:trPr>
+        <w:tc>
+          <w:tcPr>
+            <w:tcW w:type="auto" w:w="0"/>
+            <w:shd w:fill="EEF2F8" w:color="auto" w:val="clear"/>
+            <w:tcMar>
+              <w:top w:type="dxa" w:w="40"/>
+              <w:left w:type="dxa" w:w="80"/>
+              <w:bottom w:type="dxa" w:w="40"/>
+              <w:right w:type="dxa" w:w="80"/>
+            </w:tcMar>
+          </w:tcPr>
+          <w:p>
+            <w:r>
+              <w:rPr>
+                <w:b/>
+                <w:bCs/>
+                <w:sz w:val="18"/>
+                <w:szCs w:val="18"/>
+              </w:rPr>
+              <w:t xml:space="preserve">ID</w:t>
+            </w:r>
+          </w:p>
+        </w:tc>
+        <w:tc>
+          <w:tcPr>
+            <w:tcW w:type="auto" w:w="0"/>
+            <w:shd w:fill="EEF2F8" w:color="auto" w:val="clear"/>
+            <w:tcMar>
+              <w:top w:type="dxa" w:w="40"/>
+              <w:left w:type="dxa" w:w="80"/>
+              <w:bottom w:type="dxa" w:w="40"/>
+              <w:right w:type="dxa" w:w="80"/>
+            </w:tcMar>
+          </w:tcPr>
+          <w:p>
+            <w:r>
+              <w:rPr>
+                <w:b/>
+                <w:bCs/>
+                <w:sz w:val="18"/>
+                <w:szCs w:val="18"/>
+              </w:rPr>
+              <w:t xml:space="preserve">Libellé</w:t>
+            </w:r>
+          </w:p>
+        </w:tc>
+        <w:tc>
+          <w:tcPr>
+            <w:tcW w:type="auto" w:w="0"/>
+            <w:shd w:fill="EEF2F8" w:color="auto" w:val="clear"/>
+            <w:tcMar>
+              <w:top w:type="dxa" w:w="40"/>
+              <w:left w:type="dxa" w:w="80"/>
+              <w:bottom w:type="dxa" w:w="40"/>
+              <w:right w:type="dxa" w:w="80"/>
+            </w:tcMar>
+          </w:tcPr>
+          <w:p>
+            <w:r>
+              <w:rPr>
+                <w:b/>
+                <w:bCs/>
+                <w:sz w:val="18"/>
+                <w:szCs w:val="18"/>
+              </w:rPr>
+              <w:t xml:space="preserve">Catégorie</w:t>
+            </w:r>
+          </w:p>
+        </w:tc>
+        <w:tc>
+          <w:tcPr>
+            <w:tcW w:type="auto" w:w="0"/>
+            <w:shd w:fill="EEF2F8" w:color="auto" w:val="clear"/>
+            <w:tcMar>
+              <w:top w:type="dxa" w:w="40"/>
+              <w:left w:type="dxa" w:w="80"/>
+              <w:bottom w:type="dxa" w:w="40"/>
+              <w:right w:type="dxa" w:w="80"/>
+            </w:tcMar>
+          </w:tcPr>
+          <w:p>
+            <w:r>
+              <w:rPr>
+                <w:b/>
+                <w:bCs/>
+                <w:sz w:val="18"/>
+                <w:szCs w:val="18"/>
+              </w:rPr>
+              <w:t xml:space="preserve">Sources</w:t>
+            </w:r>
+          </w:p>
+        </w:tc>
+        <w:tc>
+          <w:tcPr>
+            <w:tcW w:type="auto" w:w="0"/>
+            <w:shd w:fill="EEF2F8" w:color="auto" w:val="clear"/>
+            <w:tcMar>
+              <w:top w:type="dxa" w:w="40"/>
+              <w:left w:type="dxa" w:w="80"/>
+              <w:bottom w:type="dxa" w:w="40"/>
+              <w:right w:type="dxa" w:w="80"/>
+            </w:tcMar>
+          </w:tcPr>
+          <w:p>
+            <w:r>
+              <w:rPr>
+                <w:b/>
+                <w:bCs/>
+                <w:sz w:val="18"/>
+                <w:szCs w:val="18"/>
+              </w:rPr>
+              <w:t xml:space="preserve">Criticité initiale</w:t>
+            </w:r>
+          </w:p>
+        </w:tc>
+        <w:tc>
+          <w:tcPr>
+            <w:tcW w:type="auto" w:w="0"/>
+            <w:shd w:fill="EEF2F8" w:color="auto" w:val="clear"/>
+            <w:tcMar>
+              <w:top w:type="dxa" w:w="40"/>
+              <w:left w:type="dxa" w:w="80"/>
+              <w:bottom w:type="dxa" w:w="40"/>
+              <w:right w:type="dxa" w:w="80"/>
+            </w:tcMar>
+          </w:tcPr>
+          <w:p>
+            <w:r>
+              <w:rPr>
+                <w:b/>
+                <w:bCs/>
+                <w:sz w:val="18"/>
+                <w:szCs w:val="18"/>
+              </w:rPr>
+              <w:t xml:space="preserve">Criticité résiduelle</w:t>
+            </w:r>
+          </w:p>
+        </w:tc>
+      </w:tr>
+      <w:tr>
+        <w:tc>
+          <w:tcPr>
+            <w:tcW w:type="auto" w:w="0"/>
+            <w:tcMar>
+              <w:top w:type="dxa" w:w="40"/>
+              <w:left w:type="dxa" w:w="80"/>
+              <w:bottom w:type="dxa" w:w="40"/>
+              <w:right w:type="dxa" w:w="80"/>
+            </w:tcMar>
+          </w:tcPr>
+          <w:p>
+            <w:r>
+              <w:rPr>
+                <w:rFonts w:ascii="Consolas" w:cs="Consolas" w:eastAsia="Consolas" w:hAnsi="Consolas"/>
+                <w:b/>
+                <w:bCs/>
+                <w:color w:val="2F5BD0"/>
+              </w:rPr>
+              <w:t xml:space="preserve">{{#each risks sort="criticality_initial:desc"}}</w:t>
+            </w:r>
+            <w:r>
+              <w:rPr>
+                <w:rFonts w:ascii="Consolas" w:cs="Consolas" w:eastAsia="Consolas" w:hAnsi="Consolas"/>
+              </w:rPr>
+              <w:t xml:space="preserve">{{ risk.id }}</w:t>
+            </w:r>
+          </w:p>
+        </w:tc>
+        <w:tc>
+          <w:tcPr>
+            <w:tcW w:type="auto" w:w="0"/>
+            <w:tcMar>
+              <w:top w:type="dxa" w:w="40"/>
+              <w:left w:type="dxa" w:w="80"/>
+              <w:bottom w:type="dxa" w:w="40"/>
+              <w:right w:type="dxa" w:w="80"/>
+            </w:tcMar>
+          </w:tcPr>
+          <w:p>
+            <w:r>
+              <w:rPr>
+                <w:rFonts w:ascii="Consolas" w:cs="Consolas" w:eastAsia="Consolas" w:hAnsi="Consolas"/>
+              </w:rPr>
+              <w:t xml:space="preserve">{{ risk.label }}</w:t>
+            </w:r>
+          </w:p>
+        </w:tc>
+        <w:tc>
+          <w:tcPr>
+            <w:tcW w:type="auto" w:w="0"/>
+            <w:tcMar>
+              <w:top w:type="dxa" w:w="40"/>
+              <w:left w:type="dxa" w:w="80"/>
+              <w:bottom w:type="dxa" w:w="40"/>
+              <w:right w:type="dxa" w:w="80"/>
+            </w:tcMar>
+          </w:tcPr>
+          <w:p>
+            <w:r>
+              <w:rPr>
+                <w:rFonts w:ascii="Consolas" w:cs="Consolas" w:eastAsia="Consolas" w:hAnsi="Consolas"/>
+              </w:rPr>
+              <w:t xml:space="preserve">{{ risk.category | default="—" }}</w:t>
+            </w:r>
+          </w:p>
+        </w:tc>
+        <w:tc>
+          <w:tcPr>
+            <w:tcW w:type="auto" w:w="0"/>
+            <w:tcMar>
+              <w:top w:type="dxa" w:w="40"/>
+              <w:left w:type="dxa" w:w="80"/>
+              <w:bottom w:type="dxa" w:w="40"/>
+              <w:right w:type="dxa" w:w="80"/>
+            </w:tcMar>
+          </w:tcPr>
+          <w:p>
+            <w:r>
+              <w:rPr>
+                <w:rFonts w:ascii="Consolas" w:cs="Consolas" w:eastAsia="Consolas" w:hAnsi="Consolas"/>
+              </w:rPr>
+              <w:t xml:space="preserve">{{ risk.cf.source | badge }}</w:t>
+            </w:r>
+          </w:p>
+        </w:tc>
+        <w:tc>
+          <w:tcPr>
+            <w:tcW w:type="auto" w:w="0"/>
+            <w:tcMar>
+              <w:top w:type="dxa" w:w="40"/>
+              <w:left w:type="dxa" w:w="80"/>
+              <w:bottom w:type="dxa" w:w="40"/>
+              <w:right w:type="dxa" w:w="80"/>
+            </w:tcMar>
+          </w:tcPr>
+          <w:p>
+            <w:r>
+              <w:rPr>
+                <w:rFonts w:ascii="Consolas" w:cs="Consolas" w:eastAsia="Consolas" w:hAnsi="Consolas"/>
+              </w:rPr>
+              <w:t xml:space="preserve">{{ risk.initial.criticality | badge }}</w:t>
+            </w:r>
+          </w:p>
+        </w:tc>
+        <w:tc>
+          <w:tcPr>
+            <w:tcW w:type="auto" w:w="0"/>
+            <w:tcMar>
+              <w:top w:type="dxa" w:w="40"/>
+              <w:left w:type="dxa" w:w="80"/>
+              <w:bottom w:type="dxa" w:w="40"/>
+              <w:right w:type="dxa" w:w="80"/>
+            </w:tcMar>
+          </w:tcPr>
+          <w:p>
+            <w:r>
+              <w:rPr>
+                <w:rFonts w:ascii="Consolas" w:cs="Consolas" w:eastAsia="Consolas" w:hAnsi="Consolas"/>
+              </w:rPr>
+              <w:t xml:space="preserve">{{ risk.residual.criticality | badge }}</w:t>
+            </w:r>
+            <w:r>
+              <w:t xml:space="preserve"> </w:t>
+            </w:r>
+            <w:r>
+              <w:rPr>
+                <w:rFonts w:ascii="Consolas" w:cs="Consolas" w:eastAsia="Consolas" w:hAnsi="Consolas"/>
+                <w:b/>
+                <w:bCs/>
+                <w:color w:val="2F5BD0"/>
+              </w:rPr>
+              <w:t xml:space="preserve">{{/each}}</w:t>
+            </w:r>
+          </w:p>
+        </w:tc>
+      </w:tr>
+    </w:tbl>
     <w:p>
       <w:pPr>
         <w:pStyle w:val="Heading1"/>
@@ -434,7 +724,7 @@
               <w:rPr>
                 <w:rFonts w:ascii="Consolas" w:cs="Consolas" w:eastAsia="Consolas" w:hAnsi="Consolas"/>
               </w:rPr>
-              <w:t xml:space="preserve">{{ measure.status }}</w:t>
+              <w:t xml:space="preserve">{{ measure.status | badge }}</w:t>
             </w:r>
           </w:p>
         </w:tc>

--- a/word-templates/modele-rapport-classique.docx
+++ b/word-templates/modele-rapport-classique.docx
@@ -206,6 +206,9 @@
             </w:tcMar>
           </w:tcPr>
           <w:p>
+            <w:pPr>
+              <w:spacing w:after="0" w:before="0"/>
+            </w:pPr>
             <w:r>
               <w:rPr>
                 <w:b/>
@@ -229,6 +232,9 @@
             </w:tcMar>
           </w:tcPr>
           <w:p>
+            <w:pPr>
+              <w:spacing w:after="0" w:before="0"/>
+            </w:pPr>
             <w:r>
               <w:rPr>
                 <w:b/>
@@ -252,6 +258,9 @@
             </w:tcMar>
           </w:tcPr>
           <w:p>
+            <w:pPr>
+              <w:spacing w:after="0" w:before="0"/>
+            </w:pPr>
             <w:r>
               <w:rPr>
                 <w:b/>
@@ -275,6 +284,9 @@
             </w:tcMar>
           </w:tcPr>
           <w:p>
+            <w:pPr>
+              <w:spacing w:after="0" w:before="0"/>
+            </w:pPr>
             <w:r>
               <w:rPr>
                 <w:b/>
@@ -298,6 +310,9 @@
             </w:tcMar>
           </w:tcPr>
           <w:p>
+            <w:pPr>
+              <w:spacing w:after="0" w:before="0"/>
+            </w:pPr>
             <w:r>
               <w:rPr>
                 <w:b/>
@@ -321,6 +336,9 @@
             </w:tcMar>
           </w:tcPr>
           <w:p>
+            <w:pPr>
+              <w:spacing w:after="0" w:before="0"/>
+            </w:pPr>
             <w:r>
               <w:rPr>
                 <w:b/>
@@ -345,6 +363,9 @@
             </w:tcMar>
           </w:tcPr>
           <w:p>
+            <w:pPr>
+              <w:spacing w:after="0" w:before="0"/>
+            </w:pPr>
             <w:r>
               <w:rPr>
                 <w:rFonts w:ascii="Consolas" w:cs="Consolas" w:eastAsia="Consolas" w:hAnsi="Consolas"/>
@@ -373,6 +394,9 @@
             </w:tcMar>
           </w:tcPr>
           <w:p>
+            <w:pPr>
+              <w:spacing w:after="0" w:before="0"/>
+            </w:pPr>
             <w:r>
               <w:rPr>
                 <w:rFonts w:ascii="Consolas" w:cs="Consolas" w:eastAsia="Consolas" w:hAnsi="Consolas"/>
@@ -392,6 +416,9 @@
             </w:tcMar>
           </w:tcPr>
           <w:p>
+            <w:pPr>
+              <w:spacing w:after="0" w:before="0"/>
+            </w:pPr>
             <w:r>
               <w:rPr>
                 <w:rFonts w:ascii="Consolas" w:cs="Consolas" w:eastAsia="Consolas" w:hAnsi="Consolas"/>
@@ -411,6 +438,9 @@
             </w:tcMar>
           </w:tcPr>
           <w:p>
+            <w:pPr>
+              <w:spacing w:after="0" w:before="0"/>
+            </w:pPr>
             <w:r>
               <w:rPr>
                 <w:rFonts w:ascii="Consolas" w:cs="Consolas" w:eastAsia="Consolas" w:hAnsi="Consolas"/>
@@ -430,6 +460,9 @@
             </w:tcMar>
           </w:tcPr>
           <w:p>
+            <w:pPr>
+              <w:spacing w:after="0" w:before="0"/>
+            </w:pPr>
             <w:r>
               <w:rPr>
                 <w:rFonts w:ascii="Consolas" w:cs="Consolas" w:eastAsia="Consolas" w:hAnsi="Consolas"/>
@@ -449,6 +482,9 @@
             </w:tcMar>
           </w:tcPr>
           <w:p>
+            <w:pPr>
+              <w:spacing w:after="0" w:before="0"/>
+            </w:pPr>
             <w:r>
               <w:rPr>
                 <w:rFonts w:ascii="Consolas" w:cs="Consolas" w:eastAsia="Consolas" w:hAnsi="Consolas"/>
@@ -515,6 +551,9 @@
             </w:tcMar>
           </w:tcPr>
           <w:p>
+            <w:pPr>
+              <w:spacing w:after="0" w:before="0"/>
+            </w:pPr>
             <w:r>
               <w:rPr>
                 <w:b/>
@@ -538,6 +577,9 @@
             </w:tcMar>
           </w:tcPr>
           <w:p>
+            <w:pPr>
+              <w:spacing w:after="0" w:before="0"/>
+            </w:pPr>
             <w:r>
               <w:rPr>
                 <w:b/>
@@ -561,6 +603,9 @@
             </w:tcMar>
           </w:tcPr>
           <w:p>
+            <w:pPr>
+              <w:spacing w:after="0" w:before="0"/>
+            </w:pPr>
             <w:r>
               <w:rPr>
                 <w:b/>
@@ -584,6 +629,9 @@
             </w:tcMar>
           </w:tcPr>
           <w:p>
+            <w:pPr>
+              <w:spacing w:after="0" w:before="0"/>
+            </w:pPr>
             <w:r>
               <w:rPr>
                 <w:b/>
@@ -607,6 +655,9 @@
             </w:tcMar>
           </w:tcPr>
           <w:p>
+            <w:pPr>
+              <w:spacing w:after="0" w:before="0"/>
+            </w:pPr>
             <w:r>
               <w:rPr>
                 <w:b/>
@@ -630,6 +681,9 @@
             </w:tcMar>
           </w:tcPr>
           <w:p>
+            <w:pPr>
+              <w:spacing w:after="0" w:before="0"/>
+            </w:pPr>
             <w:r>
               <w:rPr>
                 <w:b/>
@@ -654,6 +708,9 @@
             </w:tcMar>
           </w:tcPr>
           <w:p>
+            <w:pPr>
+              <w:spacing w:after="0" w:before="0"/>
+            </w:pPr>
             <w:r>
               <w:rPr>
                 <w:rFonts w:ascii="Consolas" w:cs="Consolas" w:eastAsia="Consolas" w:hAnsi="Consolas"/>
@@ -682,6 +739,9 @@
             </w:tcMar>
           </w:tcPr>
           <w:p>
+            <w:pPr>
+              <w:spacing w:after="0" w:before="0"/>
+            </w:pPr>
             <w:r>
               <w:rPr>
                 <w:rFonts w:ascii="Consolas" w:cs="Consolas" w:eastAsia="Consolas" w:hAnsi="Consolas"/>
@@ -701,6 +761,9 @@
             </w:tcMar>
           </w:tcPr>
           <w:p>
+            <w:pPr>
+              <w:spacing w:after="0" w:before="0"/>
+            </w:pPr>
             <w:r>
               <w:rPr>
                 <w:rFonts w:ascii="Consolas" w:cs="Consolas" w:eastAsia="Consolas" w:hAnsi="Consolas"/>
@@ -720,6 +783,9 @@
             </w:tcMar>
           </w:tcPr>
           <w:p>
+            <w:pPr>
+              <w:spacing w:after="0" w:before="0"/>
+            </w:pPr>
             <w:r>
               <w:rPr>
                 <w:rFonts w:ascii="Consolas" w:cs="Consolas" w:eastAsia="Consolas" w:hAnsi="Consolas"/>
@@ -739,6 +805,9 @@
             </w:tcMar>
           </w:tcPr>
           <w:p>
+            <w:pPr>
+              <w:spacing w:after="0" w:before="0"/>
+            </w:pPr>
             <w:r>
               <w:rPr>
                 <w:rFonts w:ascii="Consolas" w:cs="Consolas" w:eastAsia="Consolas" w:hAnsi="Consolas"/>
@@ -758,6 +827,9 @@
             </w:tcMar>
           </w:tcPr>
           <w:p>
+            <w:pPr>
+              <w:spacing w:after="0" w:before="0"/>
+            </w:pPr>
             <w:r>
               <w:rPr>
                 <w:rFonts w:ascii="Consolas" w:cs="Consolas" w:eastAsia="Consolas" w:hAnsi="Consolas"/>
@@ -1150,13 +1222,23 @@
 <w:styles xmlns:mc="http://schemas.openxmlformats.org/markup-compatibility/2006" xmlns:r="http://schemas.openxmlformats.org/officeDocument/2006/relationships" xmlns:w="http://schemas.openxmlformats.org/wordprocessingml/2006/main" xmlns:w14="http://schemas.microsoft.com/office/word/2010/wordml" xmlns:w15="http://schemas.microsoft.com/office/word/2012/wordml" mc:Ignorable="w14 w15">
   <w:docDefaults>
     <w:rPrDefault/>
-    <w:pPrDefault/>
+    <w:pPrDefault>
+      <w:pPr>
+        <w:widowControl/>
+        <w:spacing w:after="140"/>
+      </w:pPr>
+    </w:pPrDefault>
   </w:docDefaults>
   <w:style w:type="paragraph" w:styleId="Title">
     <w:name w:val="Title"/>
     <w:basedOn w:val="Normal"/>
     <w:next w:val="Normal"/>
     <w:qFormat/>
+    <w:pPr>
+      <w:keepNext/>
+      <w:keepLines/>
+      <w:spacing w:after="220" w:before="120"/>
+    </w:pPr>
     <w:rPr>
       <w:sz w:val="56"/>
       <w:szCs w:val="56"/>
@@ -1167,6 +1249,11 @@
     <w:basedOn w:val="Normal"/>
     <w:next w:val="Normal"/>
     <w:qFormat/>
+    <w:pPr>
+      <w:keepNext/>
+      <w:keepLines/>
+      <w:spacing w:after="160" w:before="340"/>
+    </w:pPr>
     <w:rPr>
       <w:color w:val="2E74B5"/>
       <w:sz w:val="32"/>
@@ -1178,6 +1265,11 @@
     <w:basedOn w:val="Normal"/>
     <w:next w:val="Normal"/>
     <w:qFormat/>
+    <w:pPr>
+      <w:keepNext/>
+      <w:keepLines/>
+      <w:spacing w:after="120" w:before="260"/>
+    </w:pPr>
     <w:rPr>
       <w:color w:val="2E74B5"/>
       <w:sz w:val="26"/>

--- a/word-templates/modele-rapport-classique.docx
+++ b/word-templates/modele-rapport-classique.docx
@@ -183,12 +183,11 @@
         </w:tblBorders>
       </w:tblPr>
       <w:tblGrid>
-        <w:gridCol w:w="800"/>
-        <w:gridCol w:w="2400"/>
-        <w:gridCol w:w="1400"/>
-        <w:gridCol w:w="2400"/>
-        <w:gridCol w:w="1500"/>
-        <w:gridCol w:w="1500"/>
+        <w:gridCol w:w="900"/>
+        <w:gridCol w:w="2900"/>
+        <w:gridCol w:w="2000"/>
+        <w:gridCol w:w="2100"/>
+        <w:gridCol w:w="2100"/>
       </w:tblGrid>
       <w:tr>
         <w:trPr>
@@ -294,7 +293,7 @@
                 <w:sz w:val="18"/>
                 <w:szCs w:val="18"/>
               </w:rPr>
-              <w:t xml:space="preserve">Sources</w:t>
+              <w:t xml:space="preserve">Criticité initiale</w:t>
             </w:r>
           </w:p>
         </w:tc>
@@ -320,32 +319,6 @@
                 <w:sz w:val="18"/>
                 <w:szCs w:val="18"/>
               </w:rPr>
-              <w:t xml:space="preserve">Criticité initiale</w:t>
-            </w:r>
-          </w:p>
-        </w:tc>
-        <w:tc>
-          <w:tcPr>
-            <w:tcW w:type="auto" w:w="0"/>
-            <w:shd w:fill="EEF2F8" w:color="auto" w:val="clear"/>
-            <w:tcMar>
-              <w:top w:type="dxa" w:w="40"/>
-              <w:left w:type="dxa" w:w="80"/>
-              <w:bottom w:type="dxa" w:w="40"/>
-              <w:right w:type="dxa" w:w="80"/>
-            </w:tcMar>
-          </w:tcPr>
-          <w:p>
-            <w:pPr>
-              <w:spacing w:after="0" w:before="0"/>
-            </w:pPr>
-            <w:r>
-              <w:rPr>
-                <w:b/>
-                <w:bCs/>
-                <w:sz w:val="18"/>
-                <w:szCs w:val="18"/>
-              </w:rPr>
               <w:t xml:space="preserve">Criticité résiduelle</w:t>
             </w:r>
           </w:p>
@@ -424,28 +397,6 @@
                 <w:rFonts w:ascii="Consolas" w:cs="Consolas" w:eastAsia="Consolas" w:hAnsi="Consolas"/>
               </w:rPr>
               <w:t xml:space="preserve">{{ risk.category | default="—" }}</w:t>
-            </w:r>
-          </w:p>
-        </w:tc>
-        <w:tc>
-          <w:tcPr>
-            <w:tcW w:type="auto" w:w="0"/>
-            <w:tcMar>
-              <w:top w:type="dxa" w:w="40"/>
-              <w:left w:type="dxa" w:w="80"/>
-              <w:bottom w:type="dxa" w:w="40"/>
-              <w:right w:type="dxa" w:w="80"/>
-            </w:tcMar>
-          </w:tcPr>
-          <w:p>
-            <w:pPr>
-              <w:spacing w:after="0" w:before="0"/>
-            </w:pPr>
-            <w:r>
-              <w:rPr>
-                <w:rFonts w:ascii="Consolas" w:cs="Consolas" w:eastAsia="Consolas" w:hAnsi="Consolas"/>
-              </w:rPr>
-              <w:t xml:space="preserve">{{ risk.cf.source | badge }}</w:t>
             </w:r>
           </w:p>
         </w:tc>
@@ -1021,7 +972,7 @@
         <w:pStyle w:val="Heading1"/>
       </w:pPr>
       <w:r>
-        <w:t xml:space="preserve">7. Profil par source de risque</w:t>
+        <w:t xml:space="preserve">7. Profil par catégorie de risque</w:t>
       </w:r>
     </w:p>
     <w:p>
@@ -1032,7 +983,7 @@
           <w:bCs/>
           <w:color w:val="2F5BD0"/>
         </w:rPr>
-        <w:t xml:space="preserve">{{ radar dimension="cf.source" metric="average" evaluation="overlay" title="Criticité moyenne par source" }}</w:t>
+        <w:t xml:space="preserve">{{ radar dimension="category" metric="average" evaluation="overlay" title="Criticité moyenne par catégorie" }}</w:t>
       </w:r>
     </w:p>
     <w:sectPr>
